--- a/7.Project Documentation/Project Executable Files.docx
+++ b/7.Project Documentation/Project Executable Files.docx
@@ -15,31 +15,88 @@
         <w:pStyle w:val="Heading2"/>
       </w:pPr>
       <w:r>
-        <w:t>How to Run the Project</w:t>
+        <w:t>1. Overview</w:t>
+      </w:r>
+    </w:p>
+    <w:p>
+      <w:r>
+        <w:t>This document guides users through setting up, configuring, and running the HDI Prediction System locally. It details requirements, package dependencies, and troubleshooting tips.</w:t>
+      </w:r>
+    </w:p>
+    <w:p>
+      <w:r>
+        <w:t>---</w:t>
       </w:r>
     </w:p>
     <w:p>
       <w:pPr>
-        <w:pStyle w:val="Heading3"/>
+        <w:pStyle w:val="Heading2"/>
       </w:pPr>
       <w:r>
-        <w:t>Prerequisites</w:t>
+        <w:t>2. Prerequisites</w:t>
+      </w:r>
+    </w:p>
+    <w:p>
+      <w:r>
+        <w:t>Before running the application, ensure the following are installed:</w:t>
       </w:r>
     </w:p>
     <w:p>
       <w:pPr>
         <w:pStyle w:val="ListBullet"/>
       </w:pPr>
+      <w:r/>
       <w:r>
-        <w:t>Python 3.10 or higher installed</w:t>
+        <w:rPr>
+          <w:b/>
+        </w:rPr>
+        <w:t>Python</w:t>
+      </w:r>
+      <w:r>
+        <w:t>: Version 3.10 or higher.</w:t>
       </w:r>
     </w:p>
     <w:p>
       <w:pPr>
         <w:pStyle w:val="ListBullet"/>
       </w:pPr>
+      <w:r/>
       <w:r>
-        <w:t>pip package manager</w:t>
+        <w:rPr>
+          <w:b/>
+        </w:rPr>
+        <w:t>pip</w:t>
+      </w:r>
+      <w:r>
+        <w:t>: Python package manager.</w:t>
+      </w:r>
+    </w:p>
+    <w:p>
+      <w:pPr>
+        <w:pStyle w:val="ListBullet"/>
+      </w:pPr>
+      <w:r/>
+      <w:r>
+        <w:rPr>
+          <w:b/>
+        </w:rPr>
+        <w:t>Git</w:t>
+      </w:r>
+      <w:r>
+        <w:t>: For cloning the codebase.</w:t>
+      </w:r>
+    </w:p>
+    <w:p>
+      <w:r>
+        <w:t>---</w:t>
+      </w:r>
+    </w:p>
+    <w:p>
+      <w:pPr>
+        <w:pStyle w:val="Heading2"/>
+      </w:pPr>
+      <w:r>
+        <w:t>3. Installation and Setup</w:t>
       </w:r>
     </w:p>
     <w:p>
@@ -48,6 +105,11 @@
       </w:pPr>
       <w:r>
         <w:t>Step 1: Clone the Repository</w:t>
+      </w:r>
+    </w:p>
+    <w:p>
+      <w:r>
+        <w:t>Clone the repository and navigate to the project directory:</w:t>
       </w:r>
     </w:p>
     <w:p>
@@ -62,9 +124,9 @@
           <w:color w:val="0F172A"/>
           <w:sz w:val="19"/>
         </w:rPr>
-        <w:t>git clone https://github.com/BeldhariSwapna/HumanDevelopmentIndex.git</w:t>
+        <w:t>git clone https://github.com/Jaswanth258/HDI.git</w:t>
         <w:br/>
-        <w:t>cd "HumanDevelopmentIndex/5.Project Development Phase/code"</w:t>
+        <w:t>cd HDI</w:t>
       </w:r>
     </w:p>
     <w:p>
@@ -72,7 +134,40 @@
         <w:pStyle w:val="Heading3"/>
       </w:pPr>
       <w:r>
-        <w:t>Step 2: Create Virtual Environment</w:t>
+        <w:t>Step 2: Navigate to the Code Directory</w:t>
+      </w:r>
+    </w:p>
+    <w:p>
+      <w:r>
+        <w:t>The application source code lives inside the `5.Project Development Phase` folder:</w:t>
+      </w:r>
+    </w:p>
+    <w:p>
+      <w:pPr>
+        <w:spacing w:before="120" w:after="120"/>
+        <w:ind w:left="360"/>
+        <w:shd w:fill="F1F5F9"/>
+      </w:pPr>
+      <w:r>
+        <w:rPr>
+          <w:rFonts w:ascii="Consolas" w:hAnsi="Consolas"/>
+          <w:color w:val="0F172A"/>
+          <w:sz w:val="19"/>
+        </w:rPr>
+        <w:t>cd "5.Project Development Phase/code"</w:t>
+      </w:r>
+    </w:p>
+    <w:p>
+      <w:pPr>
+        <w:pStyle w:val="Heading3"/>
+      </w:pPr>
+      <w:r>
+        <w:t>Step 3: Create a Virtual Environment</w:t>
+      </w:r>
+    </w:p>
+    <w:p>
+      <w:r>
+        <w:t>Create a virtual environment named `venv` to keep dependencies isolated:</w:t>
       </w:r>
     </w:p>
     <w:p>
@@ -95,82 +190,97 @@
         <w:pStyle w:val="Heading3"/>
       </w:pPr>
       <w:r>
-        <w:t>Step 3: Activate Virtual Environment</w:t>
+        <w:t>Step 4: Activate the Virtual Environment</w:t>
       </w:r>
     </w:p>
     <w:p>
+      <w:pPr>
+        <w:pStyle w:val="ListBullet"/>
+      </w:pPr>
       <w:r/>
       <w:r>
         <w:rPr>
           <w:b/>
         </w:rPr>
-        <w:t>Windows (PowerShell):</w:t>
+        <w:t>Windows (PowerShell)</w:t>
       </w:r>
-      <w:r/>
+      <w:r>
+        <w:t>:</w:t>
+      </w:r>
+    </w:p>
+    <w:p>
+      <w:r>
+        <w:t xml:space="preserve">  ```powershell</w:t>
+      </w:r>
+    </w:p>
+    <w:p>
+      <w:r>
+        <w:t xml:space="preserve">  .\venv\Scripts\Activate</w:t>
+      </w:r>
+    </w:p>
+    <w:p>
+      <w:r>
+        <w:t xml:space="preserve">  ```</w:t>
+      </w:r>
     </w:p>
     <w:p>
       <w:pPr>
-        <w:spacing w:before="120" w:after="120"/>
-        <w:ind w:left="360"/>
-        <w:shd w:fill="F1F5F9"/>
+        <w:pStyle w:val="ListBullet"/>
       </w:pPr>
-      <w:r>
-        <w:rPr>
-          <w:rFonts w:ascii="Consolas" w:hAnsi="Consolas"/>
-          <w:color w:val="0F172A"/>
-          <w:sz w:val="19"/>
-        </w:rPr>
-        <w:t>.\venv\Scripts\Activate</w:t>
-      </w:r>
-    </w:p>
-    <w:p>
       <w:r/>
       <w:r>
         <w:rPr>
           <w:b/>
         </w:rPr>
-        <w:t>Windows (CMD):</w:t>
+        <w:t>Windows (Command Prompt)</w:t>
       </w:r>
-      <w:r/>
+      <w:r>
+        <w:t>:</w:t>
+      </w:r>
+    </w:p>
+    <w:p>
+      <w:r>
+        <w:t xml:space="preserve">  ```cmd</w:t>
+      </w:r>
+    </w:p>
+    <w:p>
+      <w:r>
+        <w:t xml:space="preserve">  .\venv\Scripts\activate.bat</w:t>
+      </w:r>
+    </w:p>
+    <w:p>
+      <w:r>
+        <w:t xml:space="preserve">  ```</w:t>
+      </w:r>
     </w:p>
     <w:p>
       <w:pPr>
-        <w:spacing w:before="120" w:after="120"/>
-        <w:ind w:left="360"/>
-        <w:shd w:fill="F1F5F9"/>
+        <w:pStyle w:val="ListBullet"/>
       </w:pPr>
-      <w:r>
-        <w:rPr>
-          <w:rFonts w:ascii="Consolas" w:hAnsi="Consolas"/>
-          <w:color w:val="0F172A"/>
-          <w:sz w:val="19"/>
-        </w:rPr>
-        <w:t>venv\Scripts\activate.bat</w:t>
-      </w:r>
-    </w:p>
-    <w:p>
       <w:r/>
       <w:r>
         <w:rPr>
           <w:b/>
         </w:rPr>
-        <w:t>macOS/Linux:</w:t>
+        <w:t>macOS / Linux</w:t>
       </w:r>
-      <w:r/>
+      <w:r>
+        <w:t>:</w:t>
+      </w:r>
     </w:p>
     <w:p>
-      <w:pPr>
-        <w:spacing w:before="120" w:after="120"/>
-        <w:ind w:left="360"/>
-        <w:shd w:fill="F1F5F9"/>
-      </w:pPr>
       <w:r>
-        <w:rPr>
-          <w:rFonts w:ascii="Consolas" w:hAnsi="Consolas"/>
-          <w:color w:val="0F172A"/>
-          <w:sz w:val="19"/>
-        </w:rPr>
-        <w:t>source venv/bin/activate</w:t>
+        <w:t xml:space="preserve">  ```bash</w:t>
+      </w:r>
+    </w:p>
+    <w:p>
+      <w:r>
+        <w:t xml:space="preserve">  source venv/bin/activate</w:t>
+      </w:r>
+    </w:p>
+    <w:p>
+      <w:r>
+        <w:t xml:space="preserve">  ```</w:t>
       </w:r>
     </w:p>
     <w:p>
@@ -186,7 +296,7 @@
         <w:t>Note</w:t>
       </w:r>
       <w:r>
-        <w:t>: If you get a PowerShell execution policy error, run:</w:t>
+        <w:t>: If you encounter an execution policy error on Windows PowerShell, resolve it by running:</w:t>
       </w:r>
     </w:p>
     <w:p>
@@ -221,7 +331,12 @@
         <w:pStyle w:val="Heading3"/>
       </w:pPr>
       <w:r>
-        <w:t>Step 4: Install Dependencies</w:t>
+        <w:t>Step 5: Install Required Packages</w:t>
+      </w:r>
+    </w:p>
+    <w:p>
+      <w:r>
+        <w:t>Install dependencies from `requirements.txt`:</w:t>
       </w:r>
     </w:p>
     <w:p>
@@ -240,11 +355,29 @@
       </w:r>
     </w:p>
     <w:p>
+      <w:r>
+        <w:t>---</w:t>
+      </w:r>
+    </w:p>
+    <w:p>
+      <w:pPr>
+        <w:pStyle w:val="Heading2"/>
+      </w:pPr>
+      <w:r>
+        <w:t>4. Training and Model Execution</w:t>
+      </w:r>
+    </w:p>
+    <w:p>
       <w:pPr>
         <w:pStyle w:val="Heading3"/>
       </w:pPr>
       <w:r>
-        <w:t>Step 5: Train the Model</w:t>
+        <w:t>Step 1: Train the Machine Learning Model</w:t>
+      </w:r>
+    </w:p>
+    <w:p>
+      <w:r>
+        <w:t>Train the Linear Regression model and serialize the model and encoder:</w:t>
       </w:r>
     </w:p>
     <w:p>
@@ -263,8 +396,15 @@
       </w:r>
     </w:p>
     <w:p>
+      <w:r/>
       <w:r>
-        <w:t>This will:</w:t>
+        <w:rPr>
+          <w:b/>
+        </w:rPr>
+        <w:t>Output</w:t>
+      </w:r>
+      <w:r>
+        <w:t>:</w:t>
       </w:r>
     </w:p>
     <w:p>
@@ -272,7 +412,7 @@
         <w:pStyle w:val="ListBullet"/>
       </w:pPr>
       <w:r>
-        <w:t>Load and preprocess the HDI dataset</w:t>
+        <w:t>Preprocesses the dataset `data/hdi_data.csv`.</w:t>
       </w:r>
     </w:p>
     <w:p>
@@ -280,7 +420,7 @@
         <w:pStyle w:val="ListBullet"/>
       </w:pPr>
       <w:r>
-        <w:t>Train a Linear Regression model</w:t>
+        <w:t>Saves pickled model artifacts to `models/hdi_model.pkl` and `models/encoder.pkl`.</w:t>
       </w:r>
     </w:p>
     <w:p>
@@ -288,15 +428,7 @@
         <w:pStyle w:val="ListBullet"/>
       </w:pPr>
       <w:r>
-        <w:t>Save `models/hdi_model.pkl` and `models/encoder.pkl`</w:t>
-      </w:r>
-    </w:p>
-    <w:p>
-      <w:pPr>
-        <w:pStyle w:val="ListBullet"/>
-      </w:pPr>
-      <w:r>
-        <w:t>Print model metrics (RMSE, R²)</w:t>
+        <w:t>Displays model metrics (e.g. RMSE, $R^2$).</w:t>
       </w:r>
     </w:p>
     <w:p>
@@ -304,7 +436,12 @@
         <w:pStyle w:val="Heading3"/>
       </w:pPr>
       <w:r>
-        <w:t>Step 6: Run the Flask Application</w:t>
+        <w:t>Step 2: Start the Web Application</w:t>
+      </w:r>
+    </w:p>
+    <w:p>
+      <w:r>
+        <w:t>Start the local Flask development server:</w:t>
       </w:r>
     </w:p>
     <w:p>
@@ -323,31 +460,60 @@
       </w:r>
     </w:p>
     <w:p>
-      <w:pPr>
-        <w:pStyle w:val="Heading3"/>
-      </w:pPr>
+      <w:r/>
       <w:r>
-        <w:t>Step 7: Open in Browser</w:t>
+        <w:rPr>
+          <w:b/>
+        </w:rPr>
+        <w:t>Output</w:t>
+      </w:r>
+      <w:r>
+        <w:t>:</w:t>
       </w:r>
     </w:p>
     <w:p>
+      <w:pPr>
+        <w:pStyle w:val="ListBullet"/>
+      </w:pPr>
       <w:r>
-        <w:t xml:space="preserve">Navigate to: </w:t>
+        <w:t>Loads the model and encoder.</w:t>
+      </w:r>
+    </w:p>
+    <w:p>
+      <w:pPr>
+        <w:pStyle w:val="ListBullet"/>
+      </w:pPr>
+      <w:r>
+        <w:t xml:space="preserve">Starts the web application on: </w:t>
       </w:r>
       <w:r>
         <w:rPr>
           <w:b/>
         </w:rPr>
-        <w:t>http://127.0.0.1:5000</w:t>
+        <w:t>`http://127.0.0.1:5000`</w:t>
       </w:r>
       <w:r/>
     </w:p>
     <w:p>
       <w:pPr>
-        <w:pStyle w:val="Heading2"/>
+        <w:pStyle w:val="Heading3"/>
       </w:pPr>
       <w:r>
-        <w:t>Project Files</w:t>
+        <w:t>Step 3: Open in Browser</w:t>
+      </w:r>
+    </w:p>
+    <w:p>
+      <w:r>
+        <w:t xml:space="preserve">Open your browser and navigate to </w:t>
+      </w:r>
+      <w:r>
+        <w:rPr>
+          <w:b/>
+        </w:rPr>
+        <w:t>`http://127.0.0.1:5000`</w:t>
+      </w:r>
+      <w:r>
+        <w:t xml:space="preserve"> to access the dashboard.</w:t>
       </w:r>
     </w:p>
     <w:sectPr>
